--- a/bapp-assets/teilnahmebescheinigung.docx
+++ b/bapp-assets/teilnahmebescheinigung.docx
@@ -236,21 +236,92 @@
             <w:tblPr>
               <w:tblW w:type="dxa" w:w="4500"/>
               <w:tblBorders>
-                <w:top w:val="single" w:color="999999" w:sz="4"/>
-                <w:left w:val="single" w:color="999999" w:sz="4"/>
-                <w:bottom w:val="single" w:color="999999" w:sz="4"/>
-                <w:right w:val="single" w:color="999999" w:sz="4"/>
-                <w:insideH w:val="single" w:color="999999" w:sz="4"/>
-                <w:insideV w:val="single" w:color="999999" w:sz="4"/>
+                <w:top w:val="none"/>
+                <w:left w:val="none"/>
+                <w:bottom w:val="none"/>
+                <w:right w:val="none"/>
+                <w:insideH w:val="none"/>
+                <w:insideV w:val="none"/>
               </w:tblBorders>
             </w:tblPr>
             <w:tblGrid>
-              <w:gridCol w:w="4500"/>
+              <w:gridCol w:w="2900"/>
+              <w:gridCol w:w="1600"/>
             </w:tblGrid>
             <w:tr>
               <w:tc>
                 <w:tcPr>
-                  <w:tcW w:type="dxa" w:w="4500"/>
+                  <w:tcW w:type="dxa" w:w="2900"/>
+                  <w:vMerge w:val="restart"/>
+                  <w:tcBorders>
+                    <w:top w:val="single" w:color="999999" w:sz="4"/>
+                    <w:left w:val="single" w:color="999999" w:sz="4"/>
+                    <w:bottom w:val="single" w:color="999999" w:sz="4"/>
+                    <w:right w:val="single" w:color="999999" w:sz="4"/>
+                  </w:tcBorders>
+                  <w:tcMar>
+                    <w:top w:type="dxa" w:w="100"/>
+                    <w:left w:type="dxa" w:w="120"/>
+                    <w:bottom w:type="dxa" w:w="100"/>
+                    <w:right w:type="dxa" w:w="120"/>
+                  </w:tcMar>
+                  <w:vAlign w:val="center"/>
+                </w:tcPr>
+                <w:p>
+                  <w:r>
+                    <w:rPr>
+                      <w:rFonts w:ascii="Calibri" w:cs="Calibri" w:eastAsia="Calibri" w:hAnsi="Calibri"/>
+                      <w:sz w:val="22"/>
+                      <w:szCs w:val="22"/>
+                    </w:rPr>
+                    <w:t xml:space="preserve">{vorname} {name}</w:t>
+                  </w:r>
+                </w:p>
+              </w:tc>
+              <w:tc>
+                <w:tcPr>
+                  <w:tcW w:type="dxa" w:w="1600"/>
+                  <w:tcBorders>
+                    <w:top w:val="none"/>
+                    <w:left w:val="none"/>
+                    <w:bottom w:val="none"/>
+                    <w:right w:val="none"/>
+                  </w:tcBorders>
+                </w:tcPr>
+                <w:p>
+                  <w:r>
+                    <w:rPr>
+                      <w:rFonts w:ascii="Calibri" w:cs="Calibri" w:eastAsia="Calibri" w:hAnsi="Calibri"/>
+                      <w:sz w:val="20"/>
+                      <w:szCs w:val="20"/>
+                    </w:rPr>
+                    <w:t xml:space="preserve">geb. am</w:t>
+                  </w:r>
+                </w:p>
+              </w:tc>
+            </w:tr>
+            <w:tr>
+              <w:tc>
+                <w:tcPr>
+                  <w:vMerge w:val="continue"/>
+                  <w:tcBorders>
+                    <w:top w:val="single" w:color="999999" w:sz="4"/>
+                    <w:left w:val="single" w:color="999999" w:sz="4"/>
+                    <w:bottom w:val="single" w:color="999999" w:sz="4"/>
+                    <w:right w:val="single" w:color="999999" w:sz="4"/>
+                  </w:tcBorders>
+                </w:tcPr>
+                <w:p/>
+              </w:tc>
+              <w:tc>
+                <w:tcPr>
+                  <w:tcW w:type="dxa" w:w="1600"/>
+                  <w:tcBorders>
+                    <w:top w:val="single" w:color="999999" w:sz="4"/>
+                    <w:left w:val="single" w:color="999999" w:sz="4"/>
+                    <w:bottom w:val="single" w:color="999999" w:sz="4"/>
+                    <w:right w:val="single" w:color="999999" w:sz="4"/>
+                  </w:tcBorders>
                   <w:tcMar>
                     <w:top w:type="dxa" w:w="100"/>
                     <w:left w:type="dxa" w:w="120"/>
@@ -262,64 +333,6 @@
                   <w:r>
                     <w:rPr>
                       <w:rFonts w:ascii="Calibri" w:cs="Calibri" w:eastAsia="Calibri" w:hAnsi="Calibri"/>
-                      <w:b w:val="false"/>
-                      <w:bCs w:val="false"/>
-                      <w:sz w:val="22"/>
-                      <w:szCs w:val="22"/>
-                    </w:rPr>
-                    <w:t xml:space="preserve">{vorname} {name}</w:t>
-                  </w:r>
-                </w:p>
-              </w:tc>
-            </w:tr>
-          </w:tbl>
-          <w:p>
-            <w:pPr>
-              <w:spacing w:after="80"/>
-            </w:pPr>
-          </w:p>
-          <w:p>
-            <w:r>
-              <w:rPr>
-                <w:rFonts w:ascii="Calibri" w:cs="Calibri" w:eastAsia="Calibri" w:hAnsi="Calibri"/>
-                <w:sz w:val="20"/>
-                <w:szCs w:val="20"/>
-              </w:rPr>
-              <w:t xml:space="preserve">geb. am</w:t>
-            </w:r>
-          </w:p>
-          <w:tbl>
-            <w:tblPr>
-              <w:tblW w:type="dxa" w:w="4500"/>
-              <w:tblBorders>
-                <w:top w:val="single" w:color="999999" w:sz="4"/>
-                <w:left w:val="single" w:color="999999" w:sz="4"/>
-                <w:bottom w:val="single" w:color="999999" w:sz="4"/>
-                <w:right w:val="single" w:color="999999" w:sz="4"/>
-                <w:insideH w:val="single" w:color="999999" w:sz="4"/>
-                <w:insideV w:val="single" w:color="999999" w:sz="4"/>
-              </w:tblBorders>
-            </w:tblPr>
-            <w:tblGrid>
-              <w:gridCol w:w="4500"/>
-            </w:tblGrid>
-            <w:tr>
-              <w:tc>
-                <w:tcPr>
-                  <w:tcW w:type="dxa" w:w="4500"/>
-                  <w:tcMar>
-                    <w:top w:type="dxa" w:w="100"/>
-                    <w:left w:type="dxa" w:w="120"/>
-                    <w:bottom w:type="dxa" w:w="100"/>
-                    <w:right w:type="dxa" w:w="120"/>
-                  </w:tcMar>
-                </w:tcPr>
-                <w:p>
-                  <w:r>
-                    <w:rPr>
-                      <w:rFonts w:ascii="Calibri" w:cs="Calibri" w:eastAsia="Calibri" w:hAnsi="Calibri"/>
-                      <w:b w:val="false"/>
-                      <w:bCs w:val="false"/>
                       <w:sz w:val="22"/>
                       <w:szCs w:val="22"/>
                     </w:rPr>

--- a/bapp-assets/teilnahmebescheinigung.docx
+++ b/bapp-assets/teilnahmebescheinigung.docx
@@ -234,94 +234,23 @@
           </w:p>
           <w:tbl>
             <w:tblPr>
-              <w:tblW w:type="dxa" w:w="4500"/>
+              <w:tblW w:type="dxa" w:w="3300"/>
               <w:tblBorders>
-                <w:top w:val="none"/>
-                <w:left w:val="none"/>
-                <w:bottom w:val="none"/>
-                <w:right w:val="none"/>
-                <w:insideH w:val="none"/>
-                <w:insideV w:val="none"/>
+                <w:top w:val="single" w:color="999999" w:sz="4"/>
+                <w:left w:val="single" w:color="999999" w:sz="4"/>
+                <w:bottom w:val="single" w:color="999999" w:sz="4"/>
+                <w:right w:val="single" w:color="999999" w:sz="4"/>
+                <w:insideH w:val="single" w:color="999999" w:sz="4"/>
+                <w:insideV w:val="single" w:color="999999" w:sz="4"/>
               </w:tblBorders>
             </w:tblPr>
             <w:tblGrid>
-              <w:gridCol w:w="2900"/>
-              <w:gridCol w:w="1600"/>
+              <w:gridCol w:w="3300"/>
             </w:tblGrid>
             <w:tr>
               <w:tc>
                 <w:tcPr>
-                  <w:tcW w:type="dxa" w:w="2900"/>
-                  <w:vMerge w:val="restart"/>
-                  <w:tcBorders>
-                    <w:top w:val="single" w:color="999999" w:sz="4"/>
-                    <w:left w:val="single" w:color="999999" w:sz="4"/>
-                    <w:bottom w:val="single" w:color="999999" w:sz="4"/>
-                    <w:right w:val="single" w:color="999999" w:sz="4"/>
-                  </w:tcBorders>
-                  <w:tcMar>
-                    <w:top w:type="dxa" w:w="100"/>
-                    <w:left w:type="dxa" w:w="120"/>
-                    <w:bottom w:type="dxa" w:w="100"/>
-                    <w:right w:type="dxa" w:w="120"/>
-                  </w:tcMar>
-                  <w:vAlign w:val="center"/>
-                </w:tcPr>
-                <w:p>
-                  <w:r>
-                    <w:rPr>
-                      <w:rFonts w:ascii="Calibri" w:cs="Calibri" w:eastAsia="Calibri" w:hAnsi="Calibri"/>
-                      <w:sz w:val="22"/>
-                      <w:szCs w:val="22"/>
-                    </w:rPr>
-                    <w:t xml:space="preserve">{vorname} {name}</w:t>
-                  </w:r>
-                </w:p>
-              </w:tc>
-              <w:tc>
-                <w:tcPr>
-                  <w:tcW w:type="dxa" w:w="1600"/>
-                  <w:tcBorders>
-                    <w:top w:val="none"/>
-                    <w:left w:val="none"/>
-                    <w:bottom w:val="none"/>
-                    <w:right w:val="none"/>
-                  </w:tcBorders>
-                </w:tcPr>
-                <w:p>
-                  <w:r>
-                    <w:rPr>
-                      <w:rFonts w:ascii="Calibri" w:cs="Calibri" w:eastAsia="Calibri" w:hAnsi="Calibri"/>
-                      <w:sz w:val="20"/>
-                      <w:szCs w:val="20"/>
-                    </w:rPr>
-                    <w:t xml:space="preserve">geb. am</w:t>
-                  </w:r>
-                </w:p>
-              </w:tc>
-            </w:tr>
-            <w:tr>
-              <w:tc>
-                <w:tcPr>
-                  <w:vMerge w:val="continue"/>
-                  <w:tcBorders>
-                    <w:top w:val="single" w:color="999999" w:sz="4"/>
-                    <w:left w:val="single" w:color="999999" w:sz="4"/>
-                    <w:bottom w:val="single" w:color="999999" w:sz="4"/>
-                    <w:right w:val="single" w:color="999999" w:sz="4"/>
-                  </w:tcBorders>
-                </w:tcPr>
-                <w:p/>
-              </w:tc>
-              <w:tc>
-                <w:tcPr>
-                  <w:tcW w:type="dxa" w:w="1600"/>
-                  <w:tcBorders>
-                    <w:top w:val="single" w:color="999999" w:sz="4"/>
-                    <w:left w:val="single" w:color="999999" w:sz="4"/>
-                    <w:bottom w:val="single" w:color="999999" w:sz="4"/>
-                    <w:right w:val="single" w:color="999999" w:sz="4"/>
-                  </w:tcBorders>
+                  <w:tcW w:type="dxa" w:w="3300"/>
                   <w:tcMar>
                     <w:top w:type="dxa" w:w="100"/>
                     <w:left w:type="dxa" w:w="120"/>
@@ -333,6 +262,63 @@
                   <w:r>
                     <w:rPr>
                       <w:rFonts w:ascii="Calibri" w:cs="Calibri" w:eastAsia="Calibri" w:hAnsi="Calibri"/>
+                      <w:b w:val="false"/>
+                      <w:bCs w:val="false"/>
+                      <w:sz w:val="22"/>
+                      <w:szCs w:val="22"/>
+                    </w:rPr>
+                    <w:t xml:space="preserve">{vorname} {name}</w:t>
+                  </w:r>
+                </w:p>
+              </w:tc>
+            </w:tr>
+          </w:tbl>
+          <w:p>
+            <w:pPr>
+              <w:spacing w:after="40" w:before="100"/>
+              <w:ind w:left="2400"/>
+            </w:pPr>
+            <w:r>
+              <w:rPr>
+                <w:rFonts w:ascii="Calibri" w:cs="Calibri" w:eastAsia="Calibri" w:hAnsi="Calibri"/>
+                <w:sz w:val="20"/>
+                <w:szCs w:val="20"/>
+              </w:rPr>
+              <w:t xml:space="preserve">geb. am</w:t>
+            </w:r>
+          </w:p>
+          <w:tbl>
+            <w:tblPr>
+              <w:tblW w:type="dxa" w:w="3300"/>
+              <w:tblBorders>
+                <w:top w:val="single" w:color="999999" w:sz="4"/>
+                <w:left w:val="single" w:color="999999" w:sz="4"/>
+                <w:bottom w:val="single" w:color="999999" w:sz="4"/>
+                <w:right w:val="single" w:color="999999" w:sz="4"/>
+                <w:insideH w:val="single" w:color="999999" w:sz="4"/>
+                <w:insideV w:val="single" w:color="999999" w:sz="4"/>
+              </w:tblBorders>
+            </w:tblPr>
+            <w:tblGrid>
+              <w:gridCol w:w="3300"/>
+            </w:tblGrid>
+            <w:tr>
+              <w:tc>
+                <w:tcPr>
+                  <w:tcW w:type="dxa" w:w="3300"/>
+                  <w:tcMar>
+                    <w:top w:type="dxa" w:w="100"/>
+                    <w:left w:type="dxa" w:w="120"/>
+                    <w:bottom w:type="dxa" w:w="100"/>
+                    <w:right w:type="dxa" w:w="120"/>
+                  </w:tcMar>
+                </w:tcPr>
+                <w:p>
+                  <w:r>
+                    <w:rPr>
+                      <w:rFonts w:ascii="Calibri" w:cs="Calibri" w:eastAsia="Calibri" w:hAnsi="Calibri"/>
+                      <w:b w:val="false"/>
+                      <w:bCs w:val="false"/>
                       <w:sz w:val="22"/>
                       <w:szCs w:val="22"/>
                     </w:rPr>
@@ -814,7 +800,7 @@
     </w:tbl>
     <w:p>
       <w:pPr>
-        <w:spacing w:after="500"/>
+        <w:spacing w:after="300"/>
       </w:pPr>
     </w:p>
     <w:p>
@@ -834,7 +820,7 @@
     </w:p>
     <w:p>
       <w:pPr>
-        <w:spacing w:after="900" w:line="276"/>
+        <w:spacing w:after="400" w:line="276"/>
       </w:pPr>
       <w:r>
         <w:rPr>
@@ -920,7 +906,7 @@
     </w:tbl>
     <w:sectPr>
       <w:pgSz w:w="11906" w:h="16838" w:orient="portrait"/>
-      <w:pgMar w:top="1134" w:right="1134" w:bottom="1134" w:left="1134" w:header="708" w:footer="708" w:gutter="0"/>
+      <w:pgMar w:top="850" w:right="1134" w:bottom="850" w:left="1134" w:header="708" w:footer="708" w:gutter="0"/>
       <w:pgNumType/>
       <w:docGrid w:linePitch="360"/>
     </w:sectPr>

--- a/bapp-assets/teilnahmebescheinigung.docx
+++ b/bapp-assets/teilnahmebescheinigung.docx
@@ -339,7 +339,7 @@
               <w:bottom w:val="none"/>
               <w:right w:val="none"/>
             </w:tcBorders>
-            <w:vAlign w:val="center"/>
+            <w:vAlign w:val="top"/>
           </w:tcPr>
           <w:p>
             <w:pPr>

--- a/bapp-assets/teilnahmebescheinigung.docx
+++ b/bapp-assets/teilnahmebescheinigung.docx
@@ -4,7 +4,7 @@
   <w:body>
     <w:tbl>
       <w:tblPr>
-        <w:tblW w:type="dxa" w:w="9420"/>
+        <w:tblW w:type="dxa" w:w="9638"/>
         <w:tblBorders>
           <w:top w:val="none"/>
           <w:left w:val="none"/>
@@ -15,19 +15,20 @@
         </w:tblBorders>
       </w:tblPr>
       <w:tblGrid>
-        <w:gridCol w:w="7200"/>
+        <w:gridCol w:w="7418"/>
         <w:gridCol w:w="2220"/>
       </w:tblGrid>
       <w:tr>
         <w:tc>
           <w:tcPr>
-            <w:tcW w:type="dxa" w:w="7200"/>
+            <w:tcW w:type="dxa" w:w="7418"/>
             <w:tcBorders>
               <w:top w:val="none"/>
               <w:left w:val="none"/>
               <w:bottom w:val="none"/>
               <w:right w:val="none"/>
             </w:tcBorders>
+            <w:vAlign w:val="center"/>
           </w:tcPr>
           <w:p>
             <w:pPr>
@@ -139,7 +140,7 @@
     </w:p>
     <w:tbl>
       <w:tblPr>
-        <w:tblW w:type="dxa" w:w="9420"/>
+        <w:tblW w:type="dxa" w:w="9638"/>
         <w:tblBorders>
           <w:top w:val="single" w:color="999999" w:sz="4"/>
           <w:left w:val="single" w:color="999999" w:sz="4"/>
@@ -150,12 +151,12 @@
         </w:tblBorders>
       </w:tblPr>
       <w:tblGrid>
-        <w:gridCol w:w="9420"/>
+        <w:gridCol w:w="9638"/>
       </w:tblGrid>
       <w:tr>
         <w:tc>
           <w:tcPr>
-            <w:tcW w:type="dxa" w:w="9420"/>
+            <w:tcW w:type="dxa" w:w="9638"/>
             <w:tcMar>
               <w:top w:type="dxa" w:w="100"/>
               <w:left w:type="dxa" w:w="120"/>
@@ -185,7 +186,7 @@
     </w:p>
     <w:tbl>
       <w:tblPr>
-        <w:tblW w:type="dxa" w:w="9420"/>
+        <w:tblW w:type="dxa" w:w="9638"/>
         <w:tblBorders>
           <w:top w:val="none"/>
           <w:left w:val="none"/>
@@ -197,7 +198,7 @@
       </w:tblPr>
       <w:tblGrid>
         <w:gridCol w:w="4700"/>
-        <w:gridCol w:w="4720"/>
+        <w:gridCol w:w="4938"/>
       </w:tblGrid>
       <w:tr>
         <w:tc>
@@ -234,7 +235,7 @@
           </w:p>
           <w:tbl>
             <w:tblPr>
-              <w:tblW w:type="dxa" w:w="3300"/>
+              <w:tblW w:type="dxa" w:w="4000"/>
               <w:tblBorders>
                 <w:top w:val="single" w:color="999999" w:sz="4"/>
                 <w:left w:val="single" w:color="999999" w:sz="4"/>
@@ -245,12 +246,12 @@
               </w:tblBorders>
             </w:tblPr>
             <w:tblGrid>
-              <w:gridCol w:w="3300"/>
+              <w:gridCol w:w="4000"/>
             </w:tblGrid>
             <w:tr>
               <w:tc>
                 <w:tcPr>
-                  <w:tcW w:type="dxa" w:w="3300"/>
+                  <w:tcW w:type="dxa" w:w="4000"/>
                   <w:tcMar>
                     <w:top w:type="dxa" w:w="100"/>
                     <w:left w:type="dxa" w:w="120"/>
@@ -289,7 +290,7 @@
           </w:p>
           <w:tbl>
             <w:tblPr>
-              <w:tblW w:type="dxa" w:w="3300"/>
+              <w:tblW w:type="dxa" w:w="4000"/>
               <w:tblBorders>
                 <w:top w:val="single" w:color="999999" w:sz="4"/>
                 <w:left w:val="single" w:color="999999" w:sz="4"/>
@@ -300,12 +301,12 @@
               </w:tblBorders>
             </w:tblPr>
             <w:tblGrid>
-              <w:gridCol w:w="3300"/>
+              <w:gridCol w:w="4000"/>
             </w:tblGrid>
             <w:tr>
               <w:tc>
                 <w:tcPr>
-                  <w:tcW w:type="dxa" w:w="3300"/>
+                  <w:tcW w:type="dxa" w:w="4000"/>
                   <w:tcMar>
                     <w:top w:type="dxa" w:w="100"/>
                     <w:left w:type="dxa" w:w="120"/>
@@ -332,7 +333,7 @@
         </w:tc>
         <w:tc>
           <w:tcPr>
-            <w:tcW w:type="dxa" w:w="4720"/>
+            <w:tcW w:type="dxa" w:w="4938"/>
             <w:tcBorders>
               <w:top w:val="none"/>
               <w:left w:val="none"/>
@@ -344,6 +345,7 @@
           <w:p>
             <w:pPr>
               <w:spacing w:after="100"/>
+              <w:jc w:val="right"/>
             </w:pPr>
             <w:r>
               <w:rPr>
@@ -360,6 +362,7 @@
           <w:tbl>
             <w:tblPr>
               <w:tblW w:type="dxa" w:w="4500"/>
+              <w:jc w:val="right"/>
               <w:tblBorders>
                 <w:top w:val="single" w:color="999999" w:sz="4"/>
                 <w:left w:val="single" w:color="999999" w:sz="4"/>
@@ -425,7 +428,7 @@
     </w:p>
     <w:tbl>
       <w:tblPr>
-        <w:tblW w:type="dxa" w:w="9420"/>
+        <w:tblW w:type="dxa" w:w="9638"/>
         <w:tblBorders>
           <w:top w:val="single" w:color="999999" w:sz="4"/>
           <w:left w:val="single" w:color="999999" w:sz="4"/>
@@ -437,7 +440,7 @@
       </w:tblPr>
       <w:tblGrid>
         <w:gridCol w:w="3200"/>
-        <w:gridCol w:w="6220"/>
+        <w:gridCol w:w="6438"/>
       </w:tblGrid>
       <w:tr>
         <w:tc>
@@ -465,7 +468,7 @@
         </w:tc>
         <w:tc>
           <w:tcPr>
-            <w:tcW w:type="dxa" w:w="6220"/>
+            <w:tcW w:type="dxa" w:w="6438"/>
             <w:tcMar>
               <w:top w:type="dxa" w:w="100"/>
               <w:left w:type="dxa" w:w="120"/>
@@ -513,7 +516,7 @@
         </w:tc>
         <w:tc>
           <w:tcPr>
-            <w:tcW w:type="dxa" w:w="6220"/>
+            <w:tcW w:type="dxa" w:w="6438"/>
             <w:tcMar>
               <w:top w:type="dxa" w:w="100"/>
               <w:left w:type="dxa" w:w="120"/>
@@ -631,7 +634,7 @@
         </w:tc>
         <w:tc>
           <w:tcPr>
-            <w:tcW w:type="dxa" w:w="6220"/>
+            <w:tcW w:type="dxa" w:w="6438"/>
             <w:tcMar>
               <w:top w:type="dxa" w:w="100"/>
               <w:left w:type="dxa" w:w="120"/>
@@ -679,7 +682,7 @@
         </w:tc>
         <w:tc>
           <w:tcPr>
-            <w:tcW w:type="dxa" w:w="6220"/>
+            <w:tcW w:type="dxa" w:w="6438"/>
             <w:tcMar>
               <w:top w:type="dxa" w:w="100"/>
               <w:left w:type="dxa" w:w="120"/>
@@ -727,7 +730,7 @@
         </w:tc>
         <w:tc>
           <w:tcPr>
-            <w:tcW w:type="dxa" w:w="6220"/>
+            <w:tcW w:type="dxa" w:w="6438"/>
             <w:tcMar>
               <w:top w:type="dxa" w:w="100"/>
               <w:left w:type="dxa" w:w="120"/>
@@ -775,7 +778,7 @@
         </w:tc>
         <w:tc>
           <w:tcPr>
-            <w:tcW w:type="dxa" w:w="6220"/>
+            <w:tcW w:type="dxa" w:w="6438"/>
             <w:tcMar>
               <w:top w:type="dxa" w:w="100"/>
               <w:left w:type="dxa" w:w="120"/>
@@ -835,7 +838,7 @@
     </w:p>
     <w:tbl>
       <w:tblPr>
-        <w:tblW w:type="dxa" w:w="9420"/>
+        <w:tblW w:type="dxa" w:w="9638"/>
         <w:tblBorders>
           <w:top w:val="none"/>
           <w:left w:val="none"/>
@@ -846,25 +849,27 @@
         </w:tblBorders>
       </w:tblPr>
       <w:tblGrid>
-        <w:gridCol w:w="7200"/>
+        <w:gridCol w:w="7418"/>
         <w:gridCol w:w="2220"/>
       </w:tblGrid>
       <w:tr>
         <w:tc>
           <w:tcPr>
-            <w:tcW w:type="dxa" w:w="7200"/>
+            <w:tcW w:type="dxa" w:w="7418"/>
             <w:tcBorders>
               <w:top w:val="none"/>
               <w:left w:val="none"/>
               <w:bottom w:val="none"/>
               <w:right w:val="none"/>
             </w:tcBorders>
+            <w:vAlign w:val="bottom"/>
           </w:tcPr>
           <w:p>
             <w:pPr>
               <w:pBdr>
                 <w:top w:val="single" w:color="CCCCCC" w:sz="4" w:space="8"/>
               </w:pBdr>
+              <w:spacing w:before="120"/>
             </w:pPr>
             <w:r>
               <w:rPr>
@@ -873,7 +878,17 @@
                 <w:sz w:val="16"/>
                 <w:szCs w:val="16"/>
               </w:rPr>
-              <w:t xml:space="preserve">Das Projekt wird gefördert aus Mitteln der Senatsverwaltung für Arbeit, Soziales, Gleichstellung, Integration, Vielfalt und Antidiskriminierung</w:t>
+              <w:t xml:space="preserve">Das Projekt wird gefördert aus Mitteln der Senatsverwaltung für Arbeit, Soziales,</w:t>
+            </w:r>
+            <w:r>
+              <w:rPr>
+                <w:rFonts w:ascii="Calibri" w:cs="Calibri" w:eastAsia="Calibri" w:hAnsi="Calibri"/>
+                <w:color w:val="666666"/>
+                <w:sz w:val="16"/>
+                <w:szCs w:val="16"/>
+              </w:rPr>
+              <w:br/>
+              <w:t xml:space="preserve">Gleichstellung, Integration, Vielfalt und Antidiskriminierung</w:t>
             </w:r>
           </w:p>
         </w:tc>
@@ -886,7 +901,7 @@
               <w:bottom w:val="none"/>
               <w:right w:val="none"/>
             </w:tcBorders>
-            <w:vAlign w:val="center"/>
+            <w:vAlign w:val="bottom"/>
           </w:tcPr>
           <w:p>
             <w:pPr>
@@ -906,7 +921,7 @@
     </w:tbl>
     <w:sectPr>
       <w:pgSz w:w="11906" w:h="16838" w:orient="portrait"/>
-      <w:pgMar w:top="850" w:right="1134" w:bottom="850" w:left="1134" w:header="708" w:footer="708" w:gutter="0"/>
+      <w:pgMar w:top="1134" w:right="1134" w:bottom="1134" w:left="1134" w:header="708" w:footer="708" w:gutter="0"/>
       <w:pgNumType/>
       <w:docGrid w:linePitch="360"/>
     </w:sectPr>

--- a/bapp-assets/teilnahmebescheinigung.docx
+++ b/bapp-assets/teilnahmebescheinigung.docx
@@ -4,7 +4,7 @@
   <w:body>
     <w:tbl>
       <w:tblPr>
-        <w:tblW w:type="dxa" w:w="9638"/>
+        <w:tblW w:type="dxa" w:w="9519"/>
         <w:tblBorders>
           <w:top w:val="none"/>
           <w:left w:val="none"/>
@@ -15,20 +15,20 @@
         </w:tblBorders>
       </w:tblPr>
       <w:tblGrid>
-        <w:gridCol w:w="7418"/>
-        <w:gridCol w:w="2220"/>
+        <w:gridCol w:w="6919"/>
+        <w:gridCol w:w="2600"/>
       </w:tblGrid>
       <w:tr>
         <w:tc>
           <w:tcPr>
-            <w:tcW w:type="dxa" w:w="7418"/>
+            <w:tcW w:type="dxa" w:w="6919"/>
             <w:tcBorders>
               <w:top w:val="none"/>
               <w:left w:val="none"/>
               <w:bottom w:val="none"/>
               <w:right w:val="none"/>
             </w:tcBorders>
-            <w:vAlign w:val="center"/>
+            <w:vAlign w:val="top"/>
           </w:tcPr>
           <w:p>
             <w:pPr>
@@ -78,14 +78,14 @@
         </w:tc>
         <w:tc>
           <w:tcPr>
-            <w:tcW w:type="dxa" w:w="2220"/>
+            <w:tcW w:type="dxa" w:w="2600"/>
             <w:tcBorders>
               <w:top w:val="none"/>
               <w:left w:val="none"/>
               <w:bottom w:val="none"/>
               <w:right w:val="none"/>
             </w:tcBorders>
-            <w:vAlign w:val="center"/>
+            <w:vAlign w:val="top"/>
           </w:tcPr>
           <w:p>
             <w:pPr>
@@ -105,7 +105,7 @@
     </w:tbl>
     <w:p>
       <w:pPr>
-        <w:spacing w:after="260"/>
+        <w:spacing w:after="300"/>
       </w:pPr>
     </w:p>
     <w:p>
@@ -140,7 +140,7 @@
     </w:p>
     <w:tbl>
       <w:tblPr>
-        <w:tblW w:type="dxa" w:w="9638"/>
+        <w:tblW w:type="dxa" w:w="9020"/>
         <w:tblBorders>
           <w:top w:val="single" w:color="999999" w:sz="4"/>
           <w:left w:val="single" w:color="999999" w:sz="4"/>
@@ -151,12 +151,12 @@
         </w:tblBorders>
       </w:tblPr>
       <w:tblGrid>
-        <w:gridCol w:w="9638"/>
+        <w:gridCol w:w="9020"/>
       </w:tblGrid>
       <w:tr>
         <w:tc>
           <w:tcPr>
-            <w:tcW w:type="dxa" w:w="9638"/>
+            <w:tcW w:type="dxa" w:w="9020"/>
             <w:tcMar>
               <w:top w:type="dxa" w:w="100"/>
               <w:left w:type="dxa" w:w="120"/>
@@ -186,7 +186,7 @@
     </w:p>
     <w:tbl>
       <w:tblPr>
-        <w:tblW w:type="dxa" w:w="9638"/>
+        <w:tblW w:type="dxa" w:w="9060"/>
         <w:tblBorders>
           <w:top w:val="none"/>
           <w:left w:val="none"/>
@@ -198,7 +198,7 @@
       </w:tblPr>
       <w:tblGrid>
         <w:gridCol w:w="4700"/>
-        <w:gridCol w:w="4938"/>
+        <w:gridCol w:w="4360"/>
       </w:tblGrid>
       <w:tr>
         <w:tc>
@@ -235,7 +235,7 @@
           </w:p>
           <w:tbl>
             <w:tblPr>
-              <w:tblW w:type="dxa" w:w="4000"/>
+              <w:tblW w:type="dxa" w:w="3351"/>
               <w:tblBorders>
                 <w:top w:val="single" w:color="999999" w:sz="4"/>
                 <w:left w:val="single" w:color="999999" w:sz="4"/>
@@ -246,12 +246,12 @@
               </w:tblBorders>
             </w:tblPr>
             <w:tblGrid>
-              <w:gridCol w:w="4000"/>
+              <w:gridCol w:w="3351"/>
             </w:tblGrid>
             <w:tr>
               <w:tc>
                 <w:tcPr>
-                  <w:tcW w:type="dxa" w:w="4000"/>
+                  <w:tcW w:type="dxa" w:w="3351"/>
                   <w:tcMar>
                     <w:top w:type="dxa" w:w="100"/>
                     <w:left w:type="dxa" w:w="120"/>
@@ -276,8 +276,8 @@
           </w:tbl>
           <w:p>
             <w:pPr>
-              <w:spacing w:after="40" w:before="100"/>
-              <w:ind w:left="2400"/>
+              <w:spacing w:after="40" w:before="60"/>
+              <w:ind w:left="2000"/>
             </w:pPr>
             <w:r>
               <w:rPr>
@@ -290,7 +290,7 @@
           </w:p>
           <w:tbl>
             <w:tblPr>
-              <w:tblW w:type="dxa" w:w="4000"/>
+              <w:tblW w:type="dxa" w:w="3407"/>
               <w:tblBorders>
                 <w:top w:val="single" w:color="999999" w:sz="4"/>
                 <w:left w:val="single" w:color="999999" w:sz="4"/>
@@ -301,12 +301,12 @@
               </w:tblBorders>
             </w:tblPr>
             <w:tblGrid>
-              <w:gridCol w:w="4000"/>
+              <w:gridCol w:w="3407"/>
             </w:tblGrid>
             <w:tr>
               <w:tc>
                 <w:tcPr>
-                  <w:tcW w:type="dxa" w:w="4000"/>
+                  <w:tcW w:type="dxa" w:w="3407"/>
                   <w:tcMar>
                     <w:top w:type="dxa" w:w="100"/>
                     <w:left w:type="dxa" w:w="120"/>
@@ -333,7 +333,7 @@
         </w:tc>
         <w:tc>
           <w:tcPr>
-            <w:tcW w:type="dxa" w:w="4938"/>
+            <w:tcW w:type="dxa" w:w="4360"/>
             <w:tcBorders>
               <w:top w:val="none"/>
               <w:left w:val="none"/>
@@ -361,7 +361,7 @@
           </w:p>
           <w:tbl>
             <w:tblPr>
-              <w:tblW w:type="dxa" w:w="4500"/>
+              <w:tblW w:type="dxa" w:w="3107"/>
               <w:jc w:val="right"/>
               <w:tblBorders>
                 <w:top w:val="single" w:color="999999" w:sz="4"/>
@@ -373,12 +373,12 @@
               </w:tblBorders>
             </w:tblPr>
             <w:tblGrid>
-              <w:gridCol w:w="4500"/>
+              <w:gridCol w:w="3107"/>
             </w:tblGrid>
             <w:tr>
               <w:tc>
                 <w:tcPr>
-                  <w:tcW w:type="dxa" w:w="4500"/>
+                  <w:tcW w:type="dxa" w:w="3107"/>
                   <w:tcMar>
                     <w:top w:type="dxa" w:w="100"/>
                     <w:left w:type="dxa" w:w="120"/>
@@ -388,6 +388,7 @@
                 </w:tcPr>
                 <w:p>
                   <w:pPr>
+                    <w:spacing w:after="400" w:before="400"/>
                     <w:jc w:val="center"/>
                   </w:pPr>
                   <w:r>
@@ -428,7 +429,7 @@
     </w:p>
     <w:tbl>
       <w:tblPr>
-        <w:tblW w:type="dxa" w:w="9638"/>
+        <w:tblW w:type="dxa" w:w="9060"/>
         <w:tblBorders>
           <w:top w:val="single" w:color="999999" w:sz="4"/>
           <w:left w:val="single" w:color="999999" w:sz="4"/>
@@ -439,13 +440,13 @@
         </w:tblBorders>
       </w:tblPr>
       <w:tblGrid>
-        <w:gridCol w:w="3200"/>
-        <w:gridCol w:w="6438"/>
+        <w:gridCol w:w="3396"/>
+        <w:gridCol w:w="5664"/>
       </w:tblGrid>
       <w:tr>
         <w:tc>
           <w:tcPr>
-            <w:tcW w:type="dxa" w:w="3200"/>
+            <w:tcW w:type="dxa" w:w="3396"/>
             <w:tcMar>
               <w:top w:type="dxa" w:w="100"/>
               <w:left w:type="dxa" w:w="120"/>
@@ -468,7 +469,7 @@
         </w:tc>
         <w:tc>
           <w:tcPr>
-            <w:tcW w:type="dxa" w:w="6438"/>
+            <w:tcW w:type="dxa" w:w="5664"/>
             <w:tcMar>
               <w:top w:type="dxa" w:w="100"/>
               <w:left w:type="dxa" w:w="120"/>
@@ -493,7 +494,7 @@
       <w:tr>
         <w:tc>
           <w:tcPr>
-            <w:tcW w:type="dxa" w:w="3200"/>
+            <w:tcW w:type="dxa" w:w="3396"/>
             <w:tcMar>
               <w:top w:type="dxa" w:w="100"/>
               <w:left w:type="dxa" w:w="120"/>
@@ -516,7 +517,7 @@
         </w:tc>
         <w:tc>
           <w:tcPr>
-            <w:tcW w:type="dxa" w:w="6438"/>
+            <w:tcW w:type="dxa" w:w="5664"/>
             <w:tcMar>
               <w:top w:type="dxa" w:w="100"/>
               <w:left w:type="dxa" w:w="120"/>
@@ -594,7 +595,7 @@
       <w:tr>
         <w:tc>
           <w:tcPr>
-            <w:tcW w:type="dxa" w:w="3200"/>
+            <w:tcW w:type="dxa" w:w="3396"/>
             <w:tcMar>
               <w:top w:type="dxa" w:w="100"/>
               <w:left w:type="dxa" w:w="120"/>
@@ -634,7 +635,7 @@
         </w:tc>
         <w:tc>
           <w:tcPr>
-            <w:tcW w:type="dxa" w:w="6438"/>
+            <w:tcW w:type="dxa" w:w="5664"/>
             <w:tcMar>
               <w:top w:type="dxa" w:w="100"/>
               <w:left w:type="dxa" w:w="120"/>
@@ -659,7 +660,7 @@
       <w:tr>
         <w:tc>
           <w:tcPr>
-            <w:tcW w:type="dxa" w:w="3200"/>
+            <w:tcW w:type="dxa" w:w="3396"/>
             <w:tcMar>
               <w:top w:type="dxa" w:w="100"/>
               <w:left w:type="dxa" w:w="120"/>
@@ -682,7 +683,7 @@
         </w:tc>
         <w:tc>
           <w:tcPr>
-            <w:tcW w:type="dxa" w:w="6438"/>
+            <w:tcW w:type="dxa" w:w="5664"/>
             <w:tcMar>
               <w:top w:type="dxa" w:w="100"/>
               <w:left w:type="dxa" w:w="120"/>
@@ -707,7 +708,7 @@
       <w:tr>
         <w:tc>
           <w:tcPr>
-            <w:tcW w:type="dxa" w:w="3200"/>
+            <w:tcW w:type="dxa" w:w="3396"/>
             <w:tcMar>
               <w:top w:type="dxa" w:w="100"/>
               <w:left w:type="dxa" w:w="120"/>
@@ -730,7 +731,7 @@
         </w:tc>
         <w:tc>
           <w:tcPr>
-            <w:tcW w:type="dxa" w:w="6438"/>
+            <w:tcW w:type="dxa" w:w="5664"/>
             <w:tcMar>
               <w:top w:type="dxa" w:w="100"/>
               <w:left w:type="dxa" w:w="120"/>
@@ -755,7 +756,7 @@
       <w:tr>
         <w:tc>
           <w:tcPr>
-            <w:tcW w:type="dxa" w:w="3200"/>
+            <w:tcW w:type="dxa" w:w="3396"/>
             <w:tcMar>
               <w:top w:type="dxa" w:w="100"/>
               <w:left w:type="dxa" w:w="120"/>
@@ -778,7 +779,7 @@
         </w:tc>
         <w:tc>
           <w:tcPr>
-            <w:tcW w:type="dxa" w:w="6438"/>
+            <w:tcW w:type="dxa" w:w="5664"/>
             <w:tcMar>
               <w:top w:type="dxa" w:w="100"/>
               <w:left w:type="dxa" w:w="120"/>
@@ -836,92 +837,10 @@
         <w:t xml:space="preserve">Datum, Stempel und Unterschrift</w:t>
       </w:r>
     </w:p>
-    <w:tbl>
-      <w:tblPr>
-        <w:tblW w:type="dxa" w:w="9638"/>
-        <w:tblBorders>
-          <w:top w:val="none"/>
-          <w:left w:val="none"/>
-          <w:bottom w:val="none"/>
-          <w:right w:val="none"/>
-          <w:insideH w:val="none"/>
-          <w:insideV w:val="none"/>
-        </w:tblBorders>
-      </w:tblPr>
-      <w:tblGrid>
-        <w:gridCol w:w="7418"/>
-        <w:gridCol w:w="2220"/>
-      </w:tblGrid>
-      <w:tr>
-        <w:tc>
-          <w:tcPr>
-            <w:tcW w:type="dxa" w:w="7418"/>
-            <w:tcBorders>
-              <w:top w:val="none"/>
-              <w:left w:val="none"/>
-              <w:bottom w:val="none"/>
-              <w:right w:val="none"/>
-            </w:tcBorders>
-            <w:vAlign w:val="bottom"/>
-          </w:tcPr>
-          <w:p>
-            <w:pPr>
-              <w:pBdr>
-                <w:top w:val="single" w:color="CCCCCC" w:sz="4" w:space="8"/>
-              </w:pBdr>
-              <w:spacing w:before="120"/>
-            </w:pPr>
-            <w:r>
-              <w:rPr>
-                <w:rFonts w:ascii="Calibri" w:cs="Calibri" w:eastAsia="Calibri" w:hAnsi="Calibri"/>
-                <w:color w:val="666666"/>
-                <w:sz w:val="16"/>
-                <w:szCs w:val="16"/>
-              </w:rPr>
-              <w:t xml:space="preserve">Das Projekt wird gefördert aus Mitteln der Senatsverwaltung für Arbeit, Soziales,</w:t>
-            </w:r>
-            <w:r>
-              <w:rPr>
-                <w:rFonts w:ascii="Calibri" w:cs="Calibri" w:eastAsia="Calibri" w:hAnsi="Calibri"/>
-                <w:color w:val="666666"/>
-                <w:sz w:val="16"/>
-                <w:szCs w:val="16"/>
-              </w:rPr>
-              <w:br/>
-              <w:t xml:space="preserve">Gleichstellung, Integration, Vielfalt und Antidiskriminierung</w:t>
-            </w:r>
-          </w:p>
-        </w:tc>
-        <w:tc>
-          <w:tcPr>
-            <w:tcW w:type="dxa" w:w="2220"/>
-            <w:tcBorders>
-              <w:top w:val="none"/>
-              <w:left w:val="none"/>
-              <w:bottom w:val="none"/>
-              <w:right w:val="none"/>
-            </w:tcBorders>
-            <w:vAlign w:val="bottom"/>
-          </w:tcPr>
-          <w:p>
-            <w:pPr>
-              <w:jc w:val="right"/>
-            </w:pPr>
-            <w:r>
-              <w:rPr>
-                <w:rFonts w:ascii="Calibri" w:cs="Calibri" w:eastAsia="Calibri" w:hAnsi="Calibri"/>
-                <w:sz w:val="22"/>
-                <w:szCs w:val="22"/>
-              </w:rPr>
-              <w:t xml:space="preserve">{%berlin_logo}</w:t>
-            </w:r>
-          </w:p>
-        </w:tc>
-      </w:tr>
-    </w:tbl>
     <w:sectPr>
+      <w:footerReference w:type="default" r:id="rId7"/>
       <w:pgSz w:w="11906" w:h="16838" w:orient="portrait"/>
-      <w:pgMar w:top="1134" w:right="1134" w:bottom="1134" w:left="1134" w:header="708" w:footer="708" w:gutter="0"/>
+      <w:pgMar w:top="476" w:right="1542" w:bottom="1100" w:left="1304" w:header="708" w:footer="680" w:gutter="0"/>
       <w:pgNumType/>
       <w:docGrid w:linePitch="360"/>
     </w:sectPr>
@@ -968,6 +887,94 @@
     </w:p>
   </w:endnote>
 </w:endnotes>
+</file>
+
+<file path=word/footer1.xml><?xml version="1.0" encoding="utf-8"?>
+<w:ftr xmlns:wpc="http://schemas.microsoft.com/office/word/2010/wordprocessingCanvas" xmlns:mc="http://schemas.openxmlformats.org/markup-compatibility/2006" xmlns:o="urn:schemas-microsoft-com:office:office" xmlns:r="http://schemas.openxmlformats.org/officeDocument/2006/relationships" xmlns:m="http://schemas.openxmlformats.org/officeDocument/2006/math" xmlns:v="urn:schemas-microsoft-com:vml" xmlns:wp14="http://schemas.microsoft.com/office/word/2010/wordprocessingDrawing" xmlns:wp="http://schemas.openxmlformats.org/drawingml/2006/wordprocessingDrawing" xmlns:w10="urn:schemas-microsoft-com:office:word" xmlns:w="http://schemas.openxmlformats.org/wordprocessingml/2006/main" xmlns:w14="http://schemas.microsoft.com/office/word/2010/wordml" xmlns:w15="http://schemas.microsoft.com/office/word/2012/wordml" xmlns:wpg="http://schemas.microsoft.com/office/word/2010/wordprocessingGroup" xmlns:wpi="http://schemas.microsoft.com/office/word/2010/wordprocessingInk" xmlns:wne="http://schemas.microsoft.com/office/word/2006/wordml" xmlns:wps="http://schemas.microsoft.com/office/word/2010/wordprocessingShape">
+  <w:tbl>
+    <w:tblPr>
+      <w:tblW w:type="dxa" w:w="9173"/>
+      <w:tblBorders>
+        <w:top w:val="none"/>
+        <w:left w:val="none"/>
+        <w:bottom w:val="none"/>
+        <w:right w:val="none"/>
+        <w:insideH w:val="none"/>
+        <w:insideV w:val="none"/>
+      </w:tblBorders>
+    </w:tblPr>
+    <w:tblGrid>
+      <w:gridCol w:w="6273"/>
+      <w:gridCol w:w="2900"/>
+    </w:tblGrid>
+    <w:tr>
+      <w:tc>
+        <w:tcPr>
+          <w:tcW w:type="dxa" w:w="6273"/>
+          <w:tcBorders>
+            <w:top w:val="none"/>
+            <w:left w:val="none"/>
+            <w:bottom w:val="none"/>
+            <w:right w:val="none"/>
+          </w:tcBorders>
+          <w:vAlign w:val="bottom"/>
+        </w:tcPr>
+        <w:p>
+          <w:pPr>
+            <w:pBdr>
+              <w:top w:val="single" w:color="CCCCCC" w:sz="4" w:space="8"/>
+            </w:pBdr>
+            <w:spacing w:before="120"/>
+          </w:pPr>
+          <w:r>
+            <w:rPr>
+              <w:rFonts w:ascii="Calibri" w:cs="Calibri" w:eastAsia="Calibri" w:hAnsi="Calibri"/>
+              <w:color w:val="666666"/>
+              <w:sz w:val="16"/>
+              <w:szCs w:val="16"/>
+            </w:rPr>
+            <w:t xml:space="preserve">Das Projekt wird gefördert aus Mitteln der Senatsverwaltung für Arbeit, Soziales,</w:t>
+          </w:r>
+          <w:r>
+            <w:rPr>
+              <w:rFonts w:ascii="Calibri" w:cs="Calibri" w:eastAsia="Calibri" w:hAnsi="Calibri"/>
+              <w:color w:val="666666"/>
+              <w:sz w:val="16"/>
+              <w:szCs w:val="16"/>
+            </w:rPr>
+            <w:br/>
+            <w:t xml:space="preserve">Gleichstellung, Integration, Vielfalt und Antidiskriminierung</w:t>
+          </w:r>
+        </w:p>
+      </w:tc>
+      <w:tc>
+        <w:tcPr>
+          <w:tcW w:type="dxa" w:w="2900"/>
+          <w:tcBorders>
+            <w:top w:val="none"/>
+            <w:left w:val="none"/>
+            <w:bottom w:val="none"/>
+            <w:right w:val="none"/>
+          </w:tcBorders>
+          <w:vAlign w:val="bottom"/>
+        </w:tcPr>
+        <w:p>
+          <w:pPr>
+            <w:jc w:val="right"/>
+          </w:pPr>
+          <w:r>
+            <w:rPr>
+              <w:rFonts w:ascii="Calibri" w:cs="Calibri" w:eastAsia="Calibri" w:hAnsi="Calibri"/>
+              <w:sz w:val="22"/>
+              <w:szCs w:val="22"/>
+            </w:rPr>
+            <w:t xml:space="preserve">{%berlin_logo}</w:t>
+          </w:r>
+        </w:p>
+      </w:tc>
+    </w:tr>
+  </w:tbl>
+</w:ftr>
 </file>
 
 <file path=word/footnotes.xml><?xml version="1.0" encoding="utf-8"?>
